--- a/submissions/2026 연고전 AI 해커톤 보고서.docx
+++ b/submissions/2026 연고전 AI 해커톤 보고서.docx
@@ -3001,7 +3001,7 @@
                 <w:sz w:val="20"/>
                 <w:szCs w:val="20"/>
               </w:rPr>
-              <w:t xml:space="preserve"> 두 묶음 현실·공세·흉내 풀 +0.004~+0.007, 팀원 버전과 2,000경기 0.505</w:t>
+              <w:t xml:space="preserve"> 두 묶음 현실·공세·흉내 풀 +0.004~+0.007, cv-14와 2,000경기 0.505</w:t>
             </w:r>
           </w:p>
         </w:tc>
@@ -4597,7 +4597,7 @@
               <w:rPr>
                 <w:lang w:val="en-US"/>
               </w:rPr>
-              <w:t xml:space="preserve"> 사망 원인 진단, 대응 규칙 구현, 팀원 버전 교차 검증 </w:t>
+              <w:t xml:space="preserve"> 사망 원인 진단, 대응 규칙 구현, GPT 버전(cv) 교차 검증 </w:t>
             </w:r>
           </w:p>
           <w:p>
@@ -4650,8 +4650,7 @@
               <w:rPr>
                 <w:lang w:val="en-US"/>
               </w:rPr>
-              <w:lastRenderedPageBreak/>
-              <w:t xml:space="preserve">경제 건물 되찾기. 팀원: 전투병 동수 시 </w:t>
+              <w:t xml:space="preserve">경제 건물 되찾기. GPT: 전투병 동수 시 </w:t>
             </w:r>
             <w:proofErr w:type="spellStart"/>
             <w:r>
@@ -4919,36 +4918,12 @@
               <w:rPr>
                 <w:lang w:val="en-US"/>
               </w:rPr>
-              <w:t xml:space="preserve">팀원 구조 </w:t>
+              <w:t xml:space="preserve">GPT 구조 개선판(cv-14) 재검증, 생산 규칙 변경 </w:t>
             </w:r>
             <w:proofErr w:type="spellStart"/>
-            <w:r>
-              <w:rPr>
-                <w:lang w:val="en-US"/>
-              </w:rPr>
-              <w:t>개선판</w:t>
-            </w:r>
             <w:proofErr w:type="spellEnd"/>
-            <w:r>
-              <w:rPr>
-                <w:lang w:val="en-US"/>
-              </w:rPr>
-              <w:t xml:space="preserve">(cv-14) </w:t>
-            </w:r>
             <w:proofErr w:type="spellStart"/>
-            <w:r>
-              <w:rPr>
-                <w:lang w:val="en-US"/>
-              </w:rPr>
-              <w:t>재검증</w:t>
-            </w:r>
             <w:proofErr w:type="spellEnd"/>
-            <w:r>
-              <w:rPr>
-                <w:lang w:val="en-US"/>
-              </w:rPr>
-              <w:t xml:space="preserve">, 생산 규칙 변경 </w:t>
-            </w:r>
           </w:p>
           <w:p>
             <w:pPr>
@@ -5035,7 +5010,7 @@
               <w:rPr>
                 <w:lang w:val="en-US"/>
               </w:rPr>
-              <w:t xml:space="preserve"> 두 묶음 현실·공세·흉내 풀, 팀원 버전과 2,000경기</w:t>
+              <w:t xml:space="preserve"> 두 묶음 현실·공세·흉내 풀, GPT 버전(cv-14)과 2,000경기</w:t>
             </w:r>
           </w:p>
           <w:p>
@@ -5285,7 +5260,7 @@
               <w:rPr>
                 <w:lang w:val="en-US"/>
               </w:rPr>
-              <w:t xml:space="preserve">학관 방어 필요 인원을 1명으로 잘못 계산하던 버그와, 작은 작업이 큰 작업을 덮어쓰는 버그 발견·수정. 팀원: 전투병 지원에 맞춘 </w:t>
+              <w:t xml:space="preserve">학관 방어 필요 인원을 1명으로 잘못 계산하던 버그와, 작은 작업이 큰 작업을 덮어쓰는 버그 발견·수정. GPT: 전투병 지원에 맞춘 </w:t>
             </w:r>
             <w:proofErr w:type="spellStart"/>
             <w:r>
